--- a/tests/golden/expected/G-10_spec.docx
+++ b/tests/golden/expected/G-10_spec.docx
@@ -501,7 +501,7 @@
         <ns0:jc ns0:val="both"/>
       </ns0:pPr>
       <ns0:r>
-        <ns0:t xml:space="preserve">6. Заказчик обязуется подготовить ровную площадку (перепад высот не более 10 см на площадку 35м) для изготовления монолитного фундамента Весов, свободную от инженерных коммуникаций, несущая способность грунта – не менее 2 кг/см². В случае перепада высот более 10 см на площадке дополнительные затраты на строительство фундамента оплачиваются по дополнительному соглашению.</ns0:t>
+        <ns0:t xml:space="preserve">6. Заказчик обязуется подготовить ровную площадку (перепад высот не более 10 см на площадке 35 м) для изготовления монолитного фундамента Весов, свободную от инженерных коммуникаций, несущая способность грунта – не менее 2 кг/см². В случае перепада высот более 10 см на площадке дополнительные затраты на строительство фундамента оплачиваются по дополнительному соглашению.</ns0:t>
       </ns0:r>
     </ns0:p>
     <ns0:p>
